--- a/Air_Quality_Dashboard_Documentation.docx
+++ b/Air_Quality_Dashboard_Documentation.docx
@@ -389,7 +389,7 @@
           <w:color w:val="42566C"/>
           <w:sz w:val="21"/>
         </w:rPr>
-        <w:t>Daily ambient air-quality readings published by the CPCB continuous monitoring network: 26 Indian cities, January 2021 – December 2022 (18,980 daily records). Each record carries an AQI index (1–10 scale; unhealthy ≥ 4) plus concentrations of eight pollutants — CO, NO, NO₂, O₃, SO₂, PM2.5, PM10 and NH₃ — benchmarked against Indian NAAQS annual and 24-hour limits.</w:t>
+        <w:t>Daily ambient air-quality readings published by the CPCB continuous monitoring network: 26 Indian cities, January 2021 – December 2022 (18,928 daily records). Each record carries an AQI index (1–5 scale; unhealthy ≥ 4) plus concentrations of eight pollutants — CO, NO, NO₂, O₃, SO₂, PM2.5, PM10 and NH₃ — benchmarked against Indian NAAQS annual and 24-hour limits.</w:t>
       </w:r>
     </w:p>
     <w:p>
